--- a/reports/MiniProject_When_ML_Fails_SECOM_BANGOH_DANHOUEGNON_KOUYELE_FR.docx
+++ b/reports/MiniProject_When_ML_Fails_SECOM_BANGOH_DANHOUEGNON_KOUYELE_FR.docx
@@ -6119,7 +6119,7 @@
           <w:color w:val="2E75B6"/>
           <w:sz w:val="20"/>
         </w:rPr>
-        <w:t>https://github.com/maounan-018/MiniProject_When_ML_Fails_SECOM_BANGOH_DANHOUEGNON</w:t>
+        <w:t>https://github.com/maounan-018/MiniProject_When_ML_Fails_SECOM_BANGOH_DANHOUEGNON_KOUYELE</w:t>
       </w:r>
     </w:p>
     <w:sectPr>

--- a/reports/MiniProject_When_ML_Fails_SECOM_BANGOH_DANHOUEGNON_KOUYELE_FR.docx
+++ b/reports/MiniProject_When_ML_Fails_SECOM_BANGOH_DANHOUEGNON_KOUYELE_FR.docx
@@ -211,7 +211,7 @@
         <w:pBdr>
           <w:bottom w:val="single" w:sz="12" w:space="1" w:color="2E75B6"/>
         </w:pBdr>
-        <w:spacing w:before="80" w:after="240"/>
+        <w:spacing w:before="80" w:after="280"/>
       </w:pPr>
       <w:r>
         <w:rPr>
@@ -224,26 +224,414 @@
       </w:r>
     </w:p>
     <w:p>
+      <w:pPr>
+        <w:spacing w:before="160" w:after="40"/>
+      </w:pPr>
       <w:r>
-        <w:fldChar w:fldCharType="begin"/>
-        <w:instrText xml:space="preserve">TOC \o "1-2" \h \z \u</w:instrText>
-        <w:fldChar w:fldCharType="separate"/>
-        <w:fldChar w:fldCharType="end"/>
+        <w:rPr>
+          <w:rFonts w:ascii="Calibri" w:hAnsi="Calibri"/>
+          <w:b/>
+          <w:i w:val="0"/>
+          <w:color w:val="1F497D"/>
+          <w:sz w:val="22"/>
+        </w:rPr>
+        <w:t>1.  Research Question and Chosen Dataset</w:t>
       </w:r>
     </w:p>
     <w:p>
       <w:pPr>
-        <w:spacing w:after="80" w:before="40"/>
+        <w:spacing w:before="20" w:after="20"/>
+        <w:ind w:left="510"/>
       </w:pPr>
       <w:r>
         <w:rPr>
           <w:rFonts w:ascii="Calibri" w:hAnsi="Calibri"/>
           <w:b w:val="0"/>
+          <w:i w:val="0"/>
+          <w:color w:val="2E75B6"/>
+          <w:sz w:val="20"/>
+        </w:rPr>
+        <w:t>▸  Dataset et pré-traitement</w:t>
+      </w:r>
+    </w:p>
+    <w:p>
+      <w:pPr>
+        <w:spacing w:before="160" w:after="40"/>
+      </w:pPr>
+      <w:r>
+        <w:rPr>
+          <w:rFonts w:ascii="Calibri" w:hAnsi="Calibri"/>
+          <w:b/>
+          <w:i w:val="0"/>
+          <w:color w:val="1F497D"/>
+          <w:sz w:val="22"/>
+        </w:rPr>
+        <w:t>2.  Reference Model and Observed Symptom</w:t>
+      </w:r>
+    </w:p>
+    <w:p>
+      <w:pPr>
+        <w:spacing w:before="20" w:after="20"/>
+        <w:ind w:left="510"/>
+      </w:pPr>
+      <w:r>
+        <w:rPr>
+          <w:rFonts w:ascii="Calibri" w:hAnsi="Calibri"/>
+          <w:b w:val="0"/>
+          <w:i w:val="0"/>
+          <w:color w:val="2E75B6"/>
+          <w:sz w:val="20"/>
+        </w:rPr>
+        <w:t>▸  Symptôme observé</w:t>
+      </w:r>
+    </w:p>
+    <w:p>
+      <w:pPr>
+        <w:spacing w:before="160" w:after="40"/>
+      </w:pPr>
+      <w:r>
+        <w:rPr>
+          <w:rFonts w:ascii="Calibri" w:hAnsi="Calibri"/>
+          <w:b/>
+          <w:i w:val="0"/>
+          <w:color w:val="1F497D"/>
+          <w:sz w:val="22"/>
+        </w:rPr>
+        <w:t>3.  Causal Hypothesis and Controlled Experiment</w:t>
+      </w:r>
+    </w:p>
+    <w:p>
+      <w:pPr>
+        <w:spacing w:before="20" w:after="20"/>
+        <w:ind w:left="510"/>
+      </w:pPr>
+      <w:r>
+        <w:rPr>
+          <w:rFonts w:ascii="Calibri" w:hAnsi="Calibri"/>
+          <w:b w:val="0"/>
+          <w:i w:val="0"/>
+          <w:color w:val="2E75B6"/>
+          <w:sz w:val="20"/>
+        </w:rPr>
+        <w:t>▸  Hypothèse causale</w:t>
+      </w:r>
+    </w:p>
+    <w:p>
+      <w:pPr>
+        <w:spacing w:before="20" w:after="20"/>
+        <w:ind w:left="510"/>
+      </w:pPr>
+      <w:r>
+        <w:rPr>
+          <w:rFonts w:ascii="Calibri" w:hAnsi="Calibri"/>
+          <w:b w:val="0"/>
+          <w:i w:val="0"/>
+          <w:color w:val="2E75B6"/>
+          <w:sz w:val="20"/>
+        </w:rPr>
+        <w:t>▸  Variable contrôlée : shortcut_alarm</w:t>
+      </w:r>
+    </w:p>
+    <w:p>
+      <w:pPr>
+        <w:spacing w:before="20" w:after="20"/>
+        <w:ind w:left="510"/>
+      </w:pPr>
+      <w:r>
+        <w:rPr>
+          <w:rFonts w:ascii="Calibri" w:hAnsi="Calibri"/>
+          <w:b w:val="0"/>
+          <w:i w:val="0"/>
+          <w:color w:val="2E75B6"/>
+          <w:sz w:val="20"/>
+        </w:rPr>
+        <w:t>▸  Résultat : effondrement du ROC-AUC quand le shortcut est inversé</w:t>
+      </w:r>
+    </w:p>
+    <w:p>
+      <w:pPr>
+        <w:spacing w:before="20" w:after="20"/>
+        <w:ind w:left="510"/>
+      </w:pPr>
+      <w:r>
+        <w:rPr>
+          <w:rFonts w:ascii="Calibri" w:hAnsi="Calibri"/>
+          <w:b w:val="0"/>
+          <w:i w:val="0"/>
+          <w:color w:val="2E75B6"/>
+          <w:sz w:val="20"/>
+        </w:rPr>
+        <w:t>▸  Analyse de sensibilité : effet croissant avec la fiabilité</w:t>
+      </w:r>
+    </w:p>
+    <w:p>
+      <w:pPr>
+        <w:spacing w:before="20" w:after="20"/>
+        <w:ind w:left="510"/>
+      </w:pPr>
+      <w:r>
+        <w:rPr>
+          <w:rFonts w:ascii="Calibri" w:hAnsi="Calibri"/>
+          <w:b w:val="0"/>
+          <w:i w:val="0"/>
+          <w:color w:val="2E75B6"/>
+          <w:sz w:val="20"/>
+        </w:rPr>
+        <w:t>▸  Importance des features : shortcut_alarm domine</w:t>
+      </w:r>
+    </w:p>
+    <w:p>
+      <w:pPr>
+        <w:spacing w:before="160" w:after="40"/>
+      </w:pPr>
+      <w:r>
+        <w:rPr>
+          <w:rFonts w:ascii="Calibri" w:hAnsi="Calibri"/>
+          <w:b/>
+          <w:i w:val="0"/>
+          <w:color w:val="1F497D"/>
+          <w:sz w:val="22"/>
+        </w:rPr>
+        <w:t>4.  Proposed Correction and Evaluation</w:t>
+      </w:r>
+    </w:p>
+    <w:p>
+      <w:pPr>
+        <w:spacing w:before="20" w:after="20"/>
+        <w:ind w:left="510"/>
+      </w:pPr>
+      <w:r>
+        <w:rPr>
+          <w:rFonts w:ascii="Calibri" w:hAnsi="Calibri"/>
+          <w:b w:val="0"/>
+          <w:i w:val="0"/>
+          <w:color w:val="2E75B6"/>
+          <w:sz w:val="20"/>
+        </w:rPr>
+        <w:t>▸  Correction : suppression de la variable non causale</w:t>
+      </w:r>
+    </w:p>
+    <w:p>
+      <w:pPr>
+        <w:spacing w:before="20" w:after="20"/>
+        <w:ind w:left="510"/>
+      </w:pPr>
+      <w:r>
+        <w:rPr>
+          <w:rFonts w:ascii="Calibri" w:hAnsi="Calibri"/>
+          <w:b w:val="0"/>
+          <w:i w:val="0"/>
+          <w:color w:val="2E75B6"/>
+          <w:sz w:val="20"/>
+        </w:rPr>
+        <w:t>▸  Comparaison avant / après</w:t>
+      </w:r>
+    </w:p>
+    <w:p>
+      <w:pPr>
+        <w:spacing w:before="160" w:after="40"/>
+      </w:pPr>
+      <w:r>
+        <w:rPr>
+          <w:rFonts w:ascii="Calibri" w:hAnsi="Calibri"/>
+          <w:b/>
+          <w:i w:val="0"/>
+          <w:color w:val="1F497D"/>
+          <w:sz w:val="22"/>
+        </w:rPr>
+        <w:t>5.  Experimental Validation — Variance Across Seeds</w:t>
+      </w:r>
+    </w:p>
+    <w:p>
+      <w:pPr>
+        <w:spacing w:before="160" w:after="40"/>
+      </w:pPr>
+      <w:r>
+        <w:rPr>
+          <w:rFonts w:ascii="Calibri" w:hAnsi="Calibri"/>
+          <w:b/>
+          <w:i w:val="0"/>
+          <w:color w:val="1F497D"/>
+          <w:sz w:val="22"/>
+        </w:rPr>
+        <w:t>6.  Failure Mode A: Class Imbalance Failure</w:t>
+      </w:r>
+      <w:r>
+        <w:rPr>
+          <w:rFonts w:ascii="Calibri" w:hAnsi="Calibri"/>
+          <w:b w:val="0"/>
           <w:i/>
-          <w:color w:val="606060"/>
-          <w:sz w:val="19"/>
+          <w:color w:val="7F6000"/>
+          <w:sz w:val="18"/>
         </w:rPr>
-        <w:t>Faire un clic droit sur ce champ → « Mettre à jour les champs » pour afficher le sommaire.</w:t>
+        <w:t xml:space="preserve">  — BONUS</w:t>
+      </w:r>
+    </w:p>
+    <w:p>
+      <w:pPr>
+        <w:spacing w:before="20" w:after="20"/>
+        <w:ind w:left="510"/>
+      </w:pPr>
+      <w:r>
+        <w:rPr>
+          <w:rFonts w:ascii="Calibri" w:hAnsi="Calibri"/>
+          <w:b w:val="0"/>
+          <w:i w:val="0"/>
+          <w:color w:val="2E75B6"/>
+          <w:sz w:val="20"/>
+        </w:rPr>
+        <w:t>▸  Symptôme observé</w:t>
+      </w:r>
+    </w:p>
+    <w:p>
+      <w:pPr>
+        <w:spacing w:before="20" w:after="20"/>
+        <w:ind w:left="510"/>
+      </w:pPr>
+      <w:r>
+        <w:rPr>
+          <w:rFonts w:ascii="Calibri" w:hAnsi="Calibri"/>
+          <w:b w:val="0"/>
+          <w:i w:val="0"/>
+          <w:color w:val="2E75B6"/>
+          <w:sz w:val="20"/>
+        </w:rPr>
+        <w:t>▸  Hypothèse causale et test contrôlé</w:t>
+      </w:r>
+    </w:p>
+    <w:p>
+      <w:pPr>
+        <w:spacing w:before="20" w:after="20"/>
+        <w:ind w:left="510"/>
+      </w:pPr>
+      <w:r>
+        <w:rPr>
+          <w:rFonts w:ascii="Calibri" w:hAnsi="Calibri"/>
+          <w:b w:val="0"/>
+          <w:i w:val="0"/>
+          <w:color w:val="2E75B6"/>
+          <w:sz w:val="20"/>
+        </w:rPr>
+        <w:t>▸  Correction : pondération des classes + seuil optimisé</w:t>
+      </w:r>
+    </w:p>
+    <w:p>
+      <w:pPr>
+        <w:spacing w:before="160" w:after="40"/>
+      </w:pPr>
+      <w:r>
+        <w:rPr>
+          <w:rFonts w:ascii="Calibri" w:hAnsi="Calibri"/>
+          <w:b/>
+          <w:i w:val="0"/>
+          <w:color w:val="1F497D"/>
+          <w:sz w:val="22"/>
+        </w:rPr>
+        <w:t>7.  Failure Mode B: Distribution Shift Between Industrial Phases</w:t>
+      </w:r>
+      <w:r>
+        <w:rPr>
+          <w:rFonts w:ascii="Calibri" w:hAnsi="Calibri"/>
+          <w:b w:val="0"/>
+          <w:i/>
+          <w:color w:val="7F6000"/>
+          <w:sz w:val="18"/>
+        </w:rPr>
+        <w:t xml:space="preserve">  — BONUS</w:t>
+      </w:r>
+    </w:p>
+    <w:p>
+      <w:pPr>
+        <w:spacing w:before="20" w:after="20"/>
+        <w:ind w:left="510"/>
+      </w:pPr>
+      <w:r>
+        <w:rPr>
+          <w:rFonts w:ascii="Calibri" w:hAnsi="Calibri"/>
+          <w:b w:val="0"/>
+          <w:i w:val="0"/>
+          <w:color w:val="2E75B6"/>
+          <w:sz w:val="20"/>
+        </w:rPr>
+        <w:t>▸  Symptôme et hypothèse</w:t>
+      </w:r>
+    </w:p>
+    <w:p>
+      <w:pPr>
+        <w:spacing w:before="20" w:after="20"/>
+        <w:ind w:left="510"/>
+      </w:pPr>
+      <w:r>
+        <w:rPr>
+          <w:rFonts w:ascii="Calibri" w:hAnsi="Calibri"/>
+          <w:b w:val="0"/>
+          <w:i w:val="0"/>
+          <w:color w:val="2E75B6"/>
+          <w:sz w:val="20"/>
+        </w:rPr>
+        <w:t>▸  Expérience contrôlée</w:t>
+      </w:r>
+    </w:p>
+    <w:p>
+      <w:pPr>
+        <w:spacing w:before="160" w:after="40"/>
+      </w:pPr>
+      <w:r>
+        <w:rPr>
+          <w:rFonts w:ascii="Calibri" w:hAnsi="Calibri"/>
+          <w:b/>
+          <w:i w:val="0"/>
+          <w:color w:val="1F497D"/>
+          <w:sz w:val="22"/>
+        </w:rPr>
+        <w:t>8.  Threats to Validity</w:t>
+      </w:r>
+    </w:p>
+    <w:p>
+      <w:pPr>
+        <w:spacing w:before="160" w:after="40"/>
+      </w:pPr>
+      <w:r>
+        <w:rPr>
+          <w:rFonts w:ascii="Calibri" w:hAnsi="Calibri"/>
+          <w:b/>
+          <w:i w:val="0"/>
+          <w:color w:val="1F497D"/>
+          <w:sz w:val="22"/>
+        </w:rPr>
+        <w:t>9.  Conclusion and What We Learned</w:t>
+      </w:r>
+    </w:p>
+    <w:p>
+      <w:pPr>
+        <w:spacing w:before="20" w:after="20"/>
+        <w:ind w:left="510"/>
+      </w:pPr>
+      <w:r>
+        <w:rPr>
+          <w:rFonts w:ascii="Calibri" w:hAnsi="Calibri"/>
+          <w:b w:val="0"/>
+          <w:i w:val="0"/>
+          <w:color w:val="2E75B6"/>
+          <w:sz w:val="20"/>
+        </w:rPr>
+        <w:t>▸  Principaux résultats</w:t>
+      </w:r>
+    </w:p>
+    <w:p>
+      <w:pPr>
+        <w:spacing w:before="20" w:after="20"/>
+        <w:ind w:left="510"/>
+      </w:pPr>
+      <w:r>
+        <w:rPr>
+          <w:rFonts w:ascii="Calibri" w:hAnsi="Calibri"/>
+          <w:b w:val="0"/>
+          <w:i w:val="0"/>
+          <w:color w:val="2E75B6"/>
+          <w:sz w:val="20"/>
+        </w:rPr>
+        <w:t>▸  Ce que nous avons appris</w:t>
       </w:r>
     </w:p>
     <w:p>
